--- a/templates/zayavka_perevezennia_docx_template.docx
+++ b/templates/zayavka_perevezennia_docx_template.docx
@@ -199,10 +199,16 @@
               <w:rPr>
                 <w:rFonts w:ascii="Times New Roman" w:hAnsi="Times New Roman" w:cs="Times New Roman"/>
                 <w:color w:val="000000"/>
+                <w:sz w:val="20"/>
+                <w:szCs w:val="20"/>
                 <w:lang w:val="ru-RU"/>
               </w:rPr>
             </w:pPr>
             <w:r>
+              <w:rPr>
+                <w:sz w:val="20"/>
+                <w:szCs w:val="20"/>
+              </w:rPr>
               <w:t>{{truck_type}}</w:t>
             </w:r>
           </w:p>
@@ -271,12 +277,16 @@
               <w:rPr>
                 <w:rFonts w:ascii="Times New Roman" w:hAnsi="Times New Roman" w:cs="Times New Roman"/>
                 <w:color w:val="000000"/>
-              </w:rPr>
-            </w:pPr>
-            <w:r>
-              <w:rPr>
-                <w:rFonts w:ascii="Times New Roman" w:hAnsi="Times New Roman" w:cs="Times New Roman"/>
-                <w:color w:val="000000"/>
+                <w:sz w:val="20"/>
+                <w:szCs w:val="20"/>
+              </w:rPr>
+            </w:pPr>
+            <w:r>
+              <w:rPr>
+                <w:rFonts w:ascii="Times New Roman" w:hAnsi="Times New Roman" w:cs="Times New Roman"/>
+                <w:color w:val="000000"/>
+                <w:sz w:val="20"/>
+                <w:szCs w:val="20"/>
               </w:rPr>
               <w:t>{{vehicles_count}}</w:t>
             </w:r>
@@ -346,6 +356,8 @@
               <w:rPr>
                 <w:rFonts w:ascii="Times New Roman" w:hAnsi="Times New Roman" w:cs="Times New Roman"/>
                 <w:color w:val="000000"/>
+                <w:sz w:val="20"/>
+                <w:szCs w:val="20"/>
                 <w:lang w:val="ru-RU"/>
               </w:rPr>
             </w:pPr>
@@ -353,6 +365,8 @@
               <w:rPr>
                 <w:rFonts w:ascii="Times New Roman" w:hAnsi="Times New Roman" w:cs="Times New Roman"/>
                 <w:color w:val="000000"/>
+                <w:sz w:val="20"/>
+                <w:szCs w:val="20"/>
               </w:rPr>
               <w:t>{{cargo_name}}</w:t>
             </w:r>
@@ -422,6 +436,8 @@
               <w:rPr>
                 <w:rFonts w:ascii="Times New Roman" w:hAnsi="Times New Roman" w:cs="Times New Roman"/>
                 <w:color w:val="000000"/>
+                <w:sz w:val="20"/>
+                <w:szCs w:val="20"/>
                 <w:lang w:val="ru-RU"/>
               </w:rPr>
             </w:pPr>
@@ -491,11 +507,15 @@
               <w:rPr>
                 <w:rFonts w:ascii="Times New Roman" w:hAnsi="Times New Roman" w:cs="Times New Roman"/>
                 <w:color w:val="000000"/>
-              </w:rPr>
-            </w:pPr>
-            <w:r>
-              <w:rPr>
-                <w:rFonts w:ascii="Times New Roman" w:hAnsi="Times New Roman" w:cs="Times New Roman"/>
+                <w:sz w:val="20"/>
+                <w:szCs w:val="20"/>
+              </w:rPr>
+            </w:pPr>
+            <w:r>
+              <w:rPr>
+                <w:rFonts w:ascii="Times New Roman" w:hAnsi="Times New Roman" w:cs="Times New Roman"/>
+                <w:sz w:val="20"/>
+                <w:szCs w:val="20"/>
                 <w:lang w:val="ru-RU"/>
               </w:rPr>
               <w:t>{{loading_datetime}}</w:t>
@@ -503,6 +523,8 @@
             <w:r>
               <w:rPr>
                 <w:rFonts w:ascii="Times New Roman" w:hAnsi="Times New Roman" w:cs="Times New Roman"/>
+                <w:sz w:val="20"/>
+                <w:szCs w:val="20"/>
                 <w:lang w:val="ru-RU"/>
               </w:rPr>
               <w:t xml:space="preserve"> </w:t>
@@ -511,6 +533,8 @@
               <w:rPr>
                 <w:rFonts w:ascii="Times New Roman" w:hAnsi="Times New Roman" w:cs="Times New Roman"/>
                 <w:color w:val="000000"/>
+                <w:sz w:val="20"/>
+                <w:szCs w:val="20"/>
               </w:rPr>
               <w:t>з 08:00</w:t>
             </w:r>
@@ -580,11 +604,15 @@
               <w:rPr>
                 <w:rFonts w:ascii="Times New Roman" w:hAnsi="Times New Roman" w:cs="Times New Roman"/>
                 <w:color w:val="000000"/>
-              </w:rPr>
-            </w:pPr>
-            <w:r>
-              <w:rPr>
-                <w:rFonts w:ascii="Times New Roman" w:hAnsi="Times New Roman" w:cs="Times New Roman"/>
+                <w:sz w:val="20"/>
+                <w:szCs w:val="20"/>
+              </w:rPr>
+            </w:pPr>
+            <w:r>
+              <w:rPr>
+                <w:rFonts w:ascii="Times New Roman" w:hAnsi="Times New Roman" w:cs="Times New Roman"/>
+                <w:sz w:val="20"/>
+                <w:szCs w:val="20"/>
                 <w:lang w:val="en-US"/>
               </w:rPr>
               <w:t>{{</w:t>
@@ -593,65 +621,18 @@
             <w:r>
               <w:rPr>
                 <w:rFonts w:ascii="Times New Roman" w:hAnsi="Times New Roman" w:cs="Times New Roman"/>
+                <w:sz w:val="20"/>
+                <w:szCs w:val="20"/>
                 <w:lang w:val="en-US"/>
               </w:rPr>
-              <w:t>service_</w:t>
-            </w:r>
-            <w:proofErr w:type="gramStart"/>
-            <w:r>
-              <w:rPr>
-                <w:rFonts w:ascii="Times New Roman" w:hAnsi="Times New Roman" w:cs="Times New Roman"/>
-                <w:lang w:val="en-US"/>
-              </w:rPr>
-              <w:t>period</w:t>
+              <w:t>service_period</w:t>
             </w:r>
             <w:proofErr w:type="spellEnd"/>
             <w:r>
               <w:rPr>
                 <w:rFonts w:ascii="Times New Roman" w:hAnsi="Times New Roman" w:cs="Times New Roman"/>
-                <w:lang w:val="en-US"/>
-              </w:rPr>
-              <w:t>}}</w:t>
-            </w:r>
-            <w:r>
-              <w:rPr>
-                <w:rFonts w:ascii="Times New Roman" w:hAnsi="Times New Roman" w:cs="Times New Roman"/>
-                <w:lang w:val="en-US"/>
-              </w:rPr>
-              <w:t xml:space="preserve"> - </w:t>
-            </w:r>
-            <w:r>
-              <w:rPr>
-                <w:rFonts w:ascii="Times New Roman" w:hAnsi="Times New Roman" w:cs="Times New Roman"/>
-                <w:lang w:val="en-US"/>
-              </w:rPr>
-              <w:t>{{</w:t>
-            </w:r>
-            <w:proofErr w:type="gramEnd"/>
-            <w:r>
-              <w:rPr>
-                <w:rFonts w:ascii="Times New Roman" w:hAnsi="Times New Roman" w:cs="Times New Roman"/>
-                <w:lang w:val="en-US"/>
-              </w:rPr>
-              <w:t>service_period</w:t>
-            </w:r>
-            <w:r>
-              <w:rPr>
-                <w:rFonts w:ascii="Times New Roman" w:hAnsi="Times New Roman" w:cs="Times New Roman"/>
-                <w:lang w:val="en-US"/>
-              </w:rPr>
-              <w:t xml:space="preserve">+1 </w:t>
-            </w:r>
-            <w:r>
-              <w:rPr>
-                <w:rFonts w:ascii="Times New Roman" w:hAnsi="Times New Roman" w:cs="Times New Roman"/>
-                <w:lang w:val="ru-RU"/>
-              </w:rPr>
-              <w:t>день</w:t>
-            </w:r>
-            <w:r>
-              <w:rPr>
-                <w:rFonts w:ascii="Times New Roman" w:hAnsi="Times New Roman" w:cs="Times New Roman"/>
+                <w:sz w:val="20"/>
+                <w:szCs w:val="20"/>
                 <w:lang w:val="en-US"/>
               </w:rPr>
               <w:t>}}</w:t>
@@ -722,12 +703,16 @@
               <w:rPr>
                 <w:rFonts w:ascii="Times New Roman" w:hAnsi="Times New Roman" w:cs="Times New Roman"/>
                 <w:color w:val="000000"/>
-              </w:rPr>
-            </w:pPr>
-            <w:r>
-              <w:rPr>
-                <w:rFonts w:ascii="Times New Roman" w:hAnsi="Times New Roman" w:cs="Times New Roman"/>
-                <w:color w:val="000000"/>
+                <w:sz w:val="20"/>
+                <w:szCs w:val="20"/>
+              </w:rPr>
+            </w:pPr>
+            <w:r>
+              <w:rPr>
+                <w:rFonts w:ascii="Times New Roman" w:hAnsi="Times New Roman" w:cs="Times New Roman"/>
+                <w:color w:val="000000"/>
+                <w:sz w:val="20"/>
+                <w:szCs w:val="20"/>
               </w:rPr>
               <w:t>{{</w:t>
             </w:r>
@@ -736,6 +721,8 @@
               <w:rPr>
                 <w:rFonts w:ascii="Times New Roman" w:hAnsi="Times New Roman" w:cs="Times New Roman"/>
                 <w:color w:val="000000"/>
+                <w:sz w:val="20"/>
+                <w:szCs w:val="20"/>
               </w:rPr>
               <w:t>loading_address</w:t>
             </w:r>
@@ -744,6 +731,8 @@
               <w:rPr>
                 <w:rFonts w:ascii="Times New Roman" w:hAnsi="Times New Roman" w:cs="Times New Roman"/>
                 <w:color w:val="000000"/>
+                <w:sz w:val="20"/>
+                <w:szCs w:val="20"/>
               </w:rPr>
               <w:t>}}</w:t>
             </w:r>
@@ -812,6 +801,8 @@
               <w:rPr>
                 <w:rFonts w:ascii="Times New Roman" w:hAnsi="Times New Roman" w:cs="Times New Roman"/>
                 <w:color w:val="000000"/>
+                <w:sz w:val="20"/>
+                <w:szCs w:val="20"/>
               </w:rPr>
             </w:pPr>
             <w:r>
@@ -908,6 +899,8 @@
               <w:rPr>
                 <w:rFonts w:ascii="Times New Roman" w:hAnsi="Times New Roman" w:cs="Times New Roman"/>
                 <w:color w:val="000000"/>
+                <w:sz w:val="20"/>
+                <w:szCs w:val="20"/>
                 <w:lang w:val="ru-RU"/>
               </w:rPr>
             </w:pPr>
@@ -915,6 +908,8 @@
               <w:rPr>
                 <w:rFonts w:ascii="Times New Roman" w:hAnsi="Times New Roman" w:cs="Times New Roman"/>
                 <w:color w:val="000000"/>
+                <w:sz w:val="20"/>
+                <w:szCs w:val="20"/>
               </w:rPr>
               <w:t>{{</w:t>
             </w:r>
@@ -923,6 +918,8 @@
               <w:rPr>
                 <w:rFonts w:ascii="Times New Roman" w:hAnsi="Times New Roman" w:cs="Times New Roman"/>
                 <w:color w:val="000000"/>
+                <w:sz w:val="20"/>
+                <w:szCs w:val="20"/>
               </w:rPr>
               <w:t>route_text</w:t>
             </w:r>
@@ -931,6 +928,8 @@
               <w:rPr>
                 <w:rFonts w:ascii="Times New Roman" w:hAnsi="Times New Roman" w:cs="Times New Roman"/>
                 <w:color w:val="000000"/>
+                <w:sz w:val="20"/>
+                <w:szCs w:val="20"/>
               </w:rPr>
               <w:t>}}</w:t>
             </w:r>
@@ -1000,11 +999,15 @@
               <w:rPr>
                 <w:rFonts w:ascii="Times New Roman" w:hAnsi="Times New Roman" w:cs="Times New Roman"/>
                 <w:color w:val="000000"/>
-              </w:rPr>
-            </w:pPr>
-            <w:r>
-              <w:rPr>
-                <w:rFonts w:ascii="Times New Roman" w:hAnsi="Times New Roman" w:cs="Times New Roman"/>
+                <w:sz w:val="20"/>
+                <w:szCs w:val="20"/>
+              </w:rPr>
+            </w:pPr>
+            <w:r>
+              <w:rPr>
+                <w:rFonts w:ascii="Times New Roman" w:hAnsi="Times New Roman" w:cs="Times New Roman"/>
+                <w:sz w:val="20"/>
+                <w:szCs w:val="20"/>
                 <w:lang w:val="ru-RU"/>
               </w:rPr>
               <w:t>{{unloading_datetime}}</w:t>
@@ -1070,12 +1073,16 @@
               <w:spacing w:after="0" w:line="240" w:lineRule="auto"/>
               <w:rPr>
                 <w:rFonts w:ascii="Times New Roman" w:hAnsi="Times New Roman" w:cs="Times New Roman"/>
-              </w:rPr>
-            </w:pPr>
-            <w:r>
-              <w:rPr>
-                <w:rFonts w:ascii="Times New Roman" w:hAnsi="Times New Roman" w:cs="Times New Roman"/>
-                <w:color w:val="000000"/>
+                <w:sz w:val="20"/>
+                <w:szCs w:val="20"/>
+              </w:rPr>
+            </w:pPr>
+            <w:r>
+              <w:rPr>
+                <w:rFonts w:ascii="Times New Roman" w:hAnsi="Times New Roman" w:cs="Times New Roman"/>
+                <w:color w:val="000000"/>
+                <w:sz w:val="20"/>
+                <w:szCs w:val="20"/>
               </w:rPr>
               <w:t>{{</w:t>
             </w:r>
@@ -1084,6 +1091,8 @@
               <w:rPr>
                 <w:rFonts w:ascii="Times New Roman" w:hAnsi="Times New Roman" w:cs="Times New Roman"/>
                 <w:color w:val="000000"/>
+                <w:sz w:val="20"/>
+                <w:szCs w:val="20"/>
               </w:rPr>
               <w:t>unloading_address</w:t>
             </w:r>
@@ -1092,6 +1101,8 @@
               <w:rPr>
                 <w:rFonts w:ascii="Times New Roman" w:hAnsi="Times New Roman" w:cs="Times New Roman"/>
                 <w:color w:val="000000"/>
+                <w:sz w:val="20"/>
+                <w:szCs w:val="20"/>
               </w:rPr>
               <w:t>}}</w:t>
             </w:r>
@@ -1156,6 +1167,8 @@
               <w:rPr>
                 <w:rFonts w:ascii="Times New Roman" w:hAnsi="Times New Roman" w:cs="Times New Roman"/>
                 <w:color w:val="000000"/>
+                <w:sz w:val="20"/>
+                <w:szCs w:val="20"/>
               </w:rPr>
             </w:pPr>
             <w:r>
@@ -1253,12 +1266,16 @@
               <w:rPr>
                 <w:rFonts w:ascii="Times New Roman" w:hAnsi="Times New Roman" w:cs="Times New Roman"/>
                 <w:color w:val="000000"/>
-              </w:rPr>
-            </w:pPr>
-            <w:r>
-              <w:rPr>
-                <w:rFonts w:ascii="Times New Roman" w:hAnsi="Times New Roman" w:cs="Times New Roman"/>
-                <w:color w:val="000000"/>
+                <w:sz w:val="20"/>
+                <w:szCs w:val="20"/>
+              </w:rPr>
+            </w:pPr>
+            <w:r>
+              <w:rPr>
+                <w:rFonts w:ascii="Times New Roman" w:hAnsi="Times New Roman" w:cs="Times New Roman"/>
+                <w:color w:val="000000"/>
+                <w:sz w:val="20"/>
+                <w:szCs w:val="20"/>
               </w:rPr>
               <w:t>Тільки після підтвердження з номера в СМС 068-693-22-29 Демченко Артем</w:t>
             </w:r>
@@ -1328,12 +1345,16 @@
               <w:rPr>
                 <w:rFonts w:ascii="Times New Roman" w:hAnsi="Times New Roman" w:cs="Times New Roman"/>
                 <w:color w:val="000000"/>
-              </w:rPr>
-            </w:pPr>
-            <w:r>
-              <w:rPr>
-                <w:rFonts w:ascii="Times New Roman" w:hAnsi="Times New Roman" w:cs="Times New Roman"/>
-                <w:color w:val="000000"/>
+                <w:sz w:val="20"/>
+                <w:szCs w:val="20"/>
+              </w:rPr>
+            </w:pPr>
+            <w:r>
+              <w:rPr>
+                <w:rFonts w:ascii="Times New Roman" w:hAnsi="Times New Roman" w:cs="Times New Roman"/>
+                <w:color w:val="000000"/>
+                <w:sz w:val="20"/>
+                <w:szCs w:val="20"/>
               </w:rPr>
               <w:t>ТТН, видаткова накладна, декларація виробника</w:t>
             </w:r>
@@ -1400,12 +1421,16 @@
               <w:rPr>
                 <w:rFonts w:ascii="Times New Roman" w:hAnsi="Times New Roman" w:cs="Times New Roman"/>
                 <w:color w:val="000000"/>
+                <w:sz w:val="20"/>
+                <w:szCs w:val="20"/>
                 <w:lang w:val="ru-RU"/>
               </w:rPr>
             </w:pPr>
             <w:r>
               <w:rPr>
                 <w:rFonts w:ascii="Times New Roman" w:hAnsi="Times New Roman" w:cs="Times New Roman"/>
+                <w:sz w:val="20"/>
+                <w:szCs w:val="20"/>
                 <w:lang w:val="ru-RU"/>
               </w:rPr>
               <w:t>{{price_text}}</w:t>
@@ -1476,12 +1501,16 @@
               <w:rPr>
                 <w:rFonts w:ascii="Times New Roman" w:hAnsi="Times New Roman" w:cs="Times New Roman"/>
                 <w:color w:val="000000"/>
-              </w:rPr>
-            </w:pPr>
-            <w:r>
-              <w:rPr>
-                <w:rFonts w:ascii="Times New Roman" w:hAnsi="Times New Roman" w:cs="Times New Roman"/>
-                <w:color w:val="000000"/>
+                <w:sz w:val="20"/>
+                <w:szCs w:val="20"/>
+              </w:rPr>
+            </w:pPr>
+            <w:r>
+              <w:rPr>
+                <w:rFonts w:ascii="Times New Roman" w:hAnsi="Times New Roman" w:cs="Times New Roman"/>
+                <w:color w:val="000000"/>
+                <w:sz w:val="20"/>
+                <w:szCs w:val="20"/>
                 <w:lang w:val="ru-RU"/>
               </w:rPr>
               <w:t xml:space="preserve">7 </w:t>
@@ -1492,6 +1521,8 @@
               <w:rPr>
                 <w:rFonts w:ascii="Times New Roman" w:hAnsi="Times New Roman" w:cs="Times New Roman"/>
                 <w:color w:val="000000"/>
+                <w:sz w:val="20"/>
+                <w:szCs w:val="20"/>
                 <w:lang w:val="ru-RU"/>
               </w:rPr>
               <w:t>календарних</w:t>
@@ -1501,6 +1532,8 @@
               <w:rPr>
                 <w:rFonts w:ascii="Times New Roman" w:hAnsi="Times New Roman" w:cs="Times New Roman"/>
                 <w:color w:val="000000"/>
+                <w:sz w:val="20"/>
+                <w:szCs w:val="20"/>
                 <w:lang w:val="ru-RU"/>
               </w:rPr>
               <w:t xml:space="preserve">  </w:t>
@@ -1510,6 +1543,8 @@
               <w:rPr>
                 <w:rFonts w:ascii="Times New Roman" w:hAnsi="Times New Roman" w:cs="Times New Roman"/>
                 <w:color w:val="000000"/>
+                <w:sz w:val="20"/>
+                <w:szCs w:val="20"/>
                 <w:lang w:val="ru-RU"/>
               </w:rPr>
               <w:t>днів</w:t>
@@ -1520,6 +1555,8 @@
               <w:rPr>
                 <w:rFonts w:ascii="Times New Roman" w:hAnsi="Times New Roman" w:cs="Times New Roman"/>
                 <w:color w:val="000000"/>
+                <w:sz w:val="20"/>
+                <w:szCs w:val="20"/>
                 <w:lang w:val="ru-RU"/>
               </w:rPr>
               <w:t xml:space="preserve"> </w:t>
@@ -1529,6 +1566,8 @@
               <w:rPr>
                 <w:rFonts w:ascii="Times New Roman" w:hAnsi="Times New Roman" w:cs="Times New Roman"/>
                 <w:color w:val="000000"/>
+                <w:sz w:val="20"/>
+                <w:szCs w:val="20"/>
                 <w:lang w:val="ru-RU"/>
               </w:rPr>
               <w:t>після</w:t>
@@ -1538,6 +1577,8 @@
               <w:rPr>
                 <w:rFonts w:ascii="Times New Roman" w:hAnsi="Times New Roman" w:cs="Times New Roman"/>
                 <w:color w:val="000000"/>
+                <w:sz w:val="20"/>
+                <w:szCs w:val="20"/>
                 <w:lang w:val="ru-RU"/>
               </w:rPr>
               <w:t xml:space="preserve"> </w:t>
@@ -1547,6 +1588,8 @@
               <w:rPr>
                 <w:rFonts w:ascii="Times New Roman" w:hAnsi="Times New Roman" w:cs="Times New Roman"/>
                 <w:color w:val="000000"/>
+                <w:sz w:val="20"/>
+                <w:szCs w:val="20"/>
                 <w:lang w:val="ru-RU"/>
               </w:rPr>
               <w:t>отримання</w:t>
@@ -1556,6 +1599,8 @@
               <w:rPr>
                 <w:rFonts w:ascii="Times New Roman" w:hAnsi="Times New Roman" w:cs="Times New Roman"/>
                 <w:color w:val="000000"/>
+                <w:sz w:val="20"/>
+                <w:szCs w:val="20"/>
                 <w:lang w:val="ru-RU"/>
               </w:rPr>
               <w:t xml:space="preserve"> </w:t>
@@ -1565,6 +1610,8 @@
               <w:rPr>
                 <w:rFonts w:ascii="Times New Roman" w:hAnsi="Times New Roman" w:cs="Times New Roman"/>
                 <w:color w:val="000000"/>
+                <w:sz w:val="20"/>
+                <w:szCs w:val="20"/>
                 <w:lang w:val="ru-RU"/>
               </w:rPr>
               <w:t>оригіналів</w:t>
@@ -1574,6 +1621,8 @@
               <w:rPr>
                 <w:rFonts w:ascii="Times New Roman" w:hAnsi="Times New Roman" w:cs="Times New Roman"/>
                 <w:color w:val="000000"/>
+                <w:sz w:val="20"/>
+                <w:szCs w:val="20"/>
                 <w:lang w:val="ru-RU"/>
               </w:rPr>
               <w:t xml:space="preserve"> </w:t>
@@ -1583,6 +1632,8 @@
               <w:rPr>
                 <w:rFonts w:ascii="Times New Roman" w:hAnsi="Times New Roman" w:cs="Times New Roman"/>
                 <w:color w:val="000000"/>
+                <w:sz w:val="20"/>
+                <w:szCs w:val="20"/>
                 <w:lang w:val="ru-RU"/>
               </w:rPr>
               <w:t>документів</w:t>
@@ -1659,12 +1710,16 @@
               <w:jc w:val="both"/>
               <w:rPr>
                 <w:rFonts w:ascii="Times New Roman" w:hAnsi="Times New Roman" w:cs="Times New Roman"/>
+                <w:sz w:val="20"/>
+                <w:szCs w:val="20"/>
                 <w:lang w:val="ru-RU"/>
               </w:rPr>
             </w:pPr>
             <w:r>
               <w:rPr>
                 <w:rFonts w:ascii="Times New Roman" w:hAnsi="Times New Roman" w:cs="Times New Roman"/>
+                <w:sz w:val="20"/>
+                <w:szCs w:val="20"/>
                 <w:lang w:val="ru-RU"/>
               </w:rPr>
               <w:t>{{transport_period}}</w:t>
